--- a/docs/adrs/word/ADR-0003.docx
+++ b/docs/adrs/word/ADR-0003.docx
@@ -24,7 +24,7 @@
           <w:noProof/>
         </w:rPr>
         <w:drawing>
-          <wp:inline distT="0" distB="0" distL="0" distR="0" wp14:anchorId="47752EC5" wp14:editId="3CF523CC">
+          <wp:inline distT="0" distB="0" distL="0" distR="0" wp14:anchorId="47752EC5" wp14:editId="5F5A988B">
             <wp:extent cx="5400040" cy="3980180"/>
             <wp:effectExtent l="0" t="0" r="0" b="0"/>
             <wp:docPr id="1953506445" name="Imagen 1" descr="Identidad corporativa - Universidad de Oviedo - uniovi.es"/>
@@ -169,22 +169,29 @@
         <w:pStyle w:val="ListaCheckList"/>
       </w:pPr>
       <w:r>
-        <w:t>☒</w:t>
-      </w:r>
-      <w:r>
-        <w:t xml:space="preserve"> Proposed</w:t>
-      </w:r>
+        <w:t xml:space="preserve">☐ </w:t>
+      </w:r>
+      <w:proofErr w:type="spellStart"/>
+      <w:r>
+        <w:t>Proposed</w:t>
+      </w:r>
+      <w:proofErr w:type="spellEnd"/>
     </w:p>
     <w:p>
       <w:pPr>
         <w:pStyle w:val="ListaCheckList"/>
       </w:pPr>
       <w:r>
-        <w:t>☐</w:t>
-      </w:r>
-      <w:r>
-        <w:t xml:space="preserve"> Accepted</w:t>
-      </w:r>
+        <w:t>☒</w:t>
+      </w:r>
+      <w:r>
+        <w:t xml:space="preserve"> </w:t>
+      </w:r>
+      <w:proofErr w:type="spellStart"/>
+      <w:r>
+        <w:t>Accepted</w:t>
+      </w:r>
+      <w:proofErr w:type="spellEnd"/>
     </w:p>
     <w:p>
       <w:pPr>
@@ -548,18 +555,28 @@
       </w:r>
       <w:proofErr w:type="spellEnd"/>
       <w:r>
-        <w:t xml:space="preserve"> date: </w:t>
-      </w:r>
-      <w:r>
-        <w:t>----</w:t>
+        <w:t xml:space="preserve"> date: 09/03/2026</w:t>
       </w:r>
     </w:p>
     <w:p>
       <w:pPr>
         <w:pStyle w:val="ListaVietas"/>
       </w:pPr>
-      <w:r>
-        <w:t>Approved by: Pendiente de revisión por el tutor</w:t>
+      <w:proofErr w:type="spellStart"/>
+      <w:r>
+        <w:t>Approved</w:t>
+      </w:r>
+      <w:proofErr w:type="spellEnd"/>
+      <w:r>
+        <w:t xml:space="preserve"> </w:t>
+      </w:r>
+      <w:proofErr w:type="spellStart"/>
+      <w:r>
+        <w:t>by</w:t>
+      </w:r>
+      <w:proofErr w:type="spellEnd"/>
+      <w:r>
+        <w:t>: Cristian González García</w:t>
       </w:r>
     </w:p>
     <w:p>
@@ -567,16 +584,51 @@
         <w:pStyle w:val="ListaVietas"/>
       </w:pPr>
       <w:r>
-        <w:t>Last modified date: 02/03/2026</w:t>
+        <w:t xml:space="preserve">Last </w:t>
+      </w:r>
+      <w:proofErr w:type="spellStart"/>
+      <w:r>
+        <w:t>modified</w:t>
+      </w:r>
+      <w:proofErr w:type="spellEnd"/>
+      <w:r>
+        <w:t xml:space="preserve"> date: 10/03/2026</w:t>
       </w:r>
     </w:p>
     <w:p>
       <w:pPr>
         <w:pStyle w:val="ListaVietas"/>
-      </w:pPr>
-      <w:r>
-        <w:t>Last modification: Creación del ADR</w:t>
-      </w:r>
+        <w:rPr>
+          <w:lang w:eastAsia="es-ES"/>
+        </w:rPr>
+      </w:pPr>
+      <w:r>
+        <w:t xml:space="preserve">Last </w:t>
+      </w:r>
+      <w:proofErr w:type="spellStart"/>
+      <w:r>
+        <w:t>modification</w:t>
+      </w:r>
+      <w:proofErr w:type="spellEnd"/>
+      <w:r>
+        <w:t xml:space="preserve">: </w:t>
+      </w:r>
+      <w:r>
+        <w:t xml:space="preserve">Aprobación </w:t>
+      </w:r>
+      <w:r>
+        <w:t>del ADR</w:t>
+      </w:r>
+    </w:p>
+    <w:p>
+      <w:pPr>
+        <w:pStyle w:val="ListaVietas"/>
+        <w:numPr>
+          <w:ilvl w:val="0"/>
+          <w:numId w:val="0"/>
+        </w:numPr>
+        <w:ind w:left="720"/>
+      </w:pPr>
     </w:p>
     <w:sectPr>
       <w:pgSz w:w="11906" w:h="16838"/>

--- a/docs/adrs/word/ADR-0003.docx
+++ b/docs/adrs/word/ADR-0003.docx
@@ -24,7 +24,7 @@
           <w:noProof/>
         </w:rPr>
         <w:drawing>
-          <wp:inline distT="0" distB="0" distL="0" distR="0" wp14:anchorId="47752EC5" wp14:editId="5F5A988B">
+          <wp:inline distT="0" distB="0" distL="0" distR="0" wp14:anchorId="47752EC5" wp14:editId="76005BFE">
             <wp:extent cx="5400040" cy="3980180"/>
             <wp:effectExtent l="0" t="0" r="0" b="0"/>
             <wp:docPr id="1953506445" name="Imagen 1" descr="Identidad corporativa - Universidad de Oviedo - uniovi.es"/>

--- a/docs/adrs/word/ADR-0003.docx
+++ b/docs/adrs/word/ADR-0003.docx
@@ -24,7 +24,7 @@
           <w:noProof/>
         </w:rPr>
         <w:drawing>
-          <wp:inline distT="0" distB="0" distL="0" distR="0" wp14:anchorId="47752EC5" wp14:editId="76005BFE">
+          <wp:inline distT="0" distB="0" distL="0" distR="0" wp14:anchorId="47752EC5" wp14:editId="49B2BB70">
             <wp:extent cx="5400040" cy="3980180"/>
             <wp:effectExtent l="0" t="0" r="0" b="0"/>
             <wp:docPr id="1953506445" name="Imagen 1" descr="Identidad corporativa - Universidad de Oviedo - uniovi.es"/>
@@ -169,29 +169,16 @@
         <w:pStyle w:val="ListaCheckList"/>
       </w:pPr>
       <w:r>
-        <w:t xml:space="preserve">☐ </w:t>
-      </w:r>
-      <w:proofErr w:type="spellStart"/>
-      <w:r>
-        <w:t>Proposed</w:t>
-      </w:r>
-      <w:proofErr w:type="spellEnd"/>
+        <w:t>☐ Proposed</w:t>
+      </w:r>
     </w:p>
     <w:p>
       <w:pPr>
         <w:pStyle w:val="ListaCheckList"/>
       </w:pPr>
       <w:r>
-        <w:t>☒</w:t>
-      </w:r>
-      <w:r>
-        <w:t xml:space="preserve"> </w:t>
-      </w:r>
-      <w:proofErr w:type="spellStart"/>
-      <w:r>
-        <w:t>Accepted</w:t>
-      </w:r>
-      <w:proofErr w:type="spellEnd"/>
+        <w:t>☒ Accepted</w:t>
+      </w:r>
     </w:p>
     <w:p>
       <w:pPr>
@@ -380,7 +367,7 @@
         <w:t>MariaDB</w:t>
       </w:r>
       <w:r>
-        <w:t xml:space="preserve"> para todos los datos estructurados (usuarios, roles, cuestionarios, intentos, respuestas, puntuaciones y métricas base). Paralelamente, se utilizará </w:t>
+        <w:t xml:space="preserve"> para todos los datos estructurados (usuarios, roles y métricas base). Paralelamente, se utilizará </w:t>
       </w:r>
       <w:r>
         <w:rPr>
@@ -390,7 +377,13 @@
         <w:t>MongoDB</w:t>
       </w:r>
       <w:r>
-        <w:t xml:space="preserve"> exclusivamente para gestionar el banco de preguntas.</w:t>
+        <w:t xml:space="preserve"> exclusivamente para gestionar el banco de preguntas</w:t>
+      </w:r>
+      <w:r>
+        <w:t xml:space="preserve"> y los cuestionarios y sus intentos</w:t>
+      </w:r>
+      <w:r>
+        <w:t>.</w:t>
       </w:r>
     </w:p>
     <w:p>
@@ -472,15 +465,7 @@
         <w:pStyle w:val="ListaVietas"/>
       </w:pPr>
       <w:r>
-        <w:t>Existe un riesgo de inconsistencias si no se define y programa correctamente la estrategia de identificadores (</w:t>
-      </w:r>
-      <w:proofErr w:type="spellStart"/>
-      <w:r>
-        <w:t>IDs</w:t>
-      </w:r>
-      <w:proofErr w:type="spellEnd"/>
-      <w:r>
-        <w:t>)</w:t>
+        <w:t>Existe un riesgo de inconsistencias si no se define y programa correctamente la estrategia de identificadores (IDs)</w:t>
       </w:r>
       <w:r>
         <w:t>.</w:t>
@@ -515,15 +500,7 @@
         <w:pStyle w:val="ListaVietas"/>
       </w:pPr>
       <w:r>
-        <w:t xml:space="preserve">Uso de Docker </w:t>
-      </w:r>
-      <w:proofErr w:type="spellStart"/>
-      <w:r>
-        <w:t>Compose</w:t>
-      </w:r>
-      <w:proofErr w:type="spellEnd"/>
-      <w:r>
-        <w:t xml:space="preserve"> para orquestar y levantar ambas bases de datos simultáneamente, configurando volúmenes persistentes para que los datos no se pierdan al apagar los contenedores.</w:t>
+        <w:t>Uso de Docker Compose para orquestar y levantar ambas bases de datos simultáneamente, configurando volúmenes persistentes para que los datos no se pierdan al apagar los contenedores.</w:t>
       </w:r>
     </w:p>
     <w:p>
@@ -549,34 +526,16 @@
       <w:pPr>
         <w:pStyle w:val="ListaVietas"/>
       </w:pPr>
-      <w:proofErr w:type="spellStart"/>
-      <w:r>
-        <w:t>Approval</w:t>
-      </w:r>
-      <w:proofErr w:type="spellEnd"/>
-      <w:r>
-        <w:t xml:space="preserve"> date: 09/03/2026</w:t>
+      <w:r>
+        <w:t>Approval date: 09/03/2026</w:t>
       </w:r>
     </w:p>
     <w:p>
       <w:pPr>
         <w:pStyle w:val="ListaVietas"/>
       </w:pPr>
-      <w:proofErr w:type="spellStart"/>
-      <w:r>
-        <w:t>Approved</w:t>
-      </w:r>
-      <w:proofErr w:type="spellEnd"/>
-      <w:r>
-        <w:t xml:space="preserve"> </w:t>
-      </w:r>
-      <w:proofErr w:type="spellStart"/>
-      <w:r>
-        <w:t>by</w:t>
-      </w:r>
-      <w:proofErr w:type="spellEnd"/>
-      <w:r>
-        <w:t>: Cristian González García</w:t>
+      <w:r>
+        <w:t>Approved by: Cristian González García</w:t>
       </w:r>
     </w:p>
     <w:p>
@@ -584,15 +543,19 @@
         <w:pStyle w:val="ListaVietas"/>
       </w:pPr>
       <w:r>
-        <w:t xml:space="preserve">Last </w:t>
-      </w:r>
-      <w:proofErr w:type="spellStart"/>
-      <w:r>
-        <w:t>modified</w:t>
-      </w:r>
-      <w:proofErr w:type="spellEnd"/>
-      <w:r>
-        <w:t xml:space="preserve"> date: 10/03/2026</w:t>
+        <w:t>Last modified date: 1</w:t>
+      </w:r>
+      <w:r>
+        <w:t>3</w:t>
+      </w:r>
+      <w:r>
+        <w:t>/0</w:t>
+      </w:r>
+      <w:r>
+        <w:t>4</w:t>
+      </w:r>
+      <w:r>
+        <w:t>/2026</w:t>
       </w:r>
     </w:p>
     <w:p>
@@ -603,21 +566,13 @@
         </w:rPr>
       </w:pPr>
       <w:r>
-        <w:t xml:space="preserve">Last </w:t>
-      </w:r>
-      <w:proofErr w:type="spellStart"/>
-      <w:r>
-        <w:t>modification</w:t>
-      </w:r>
-      <w:proofErr w:type="spellEnd"/>
-      <w:r>
-        <w:t xml:space="preserve">: </w:t>
-      </w:r>
-      <w:r>
-        <w:t xml:space="preserve">Aprobación </w:t>
-      </w:r>
-      <w:r>
-        <w:t>del ADR</w:t>
+        <w:t xml:space="preserve">Last modification: </w:t>
+      </w:r>
+      <w:r>
+        <w:t xml:space="preserve">Actualizacion </w:t>
+      </w:r>
+      <w:r>
+        <w:t>Sprint 3</w:t>
       </w:r>
     </w:p>
     <w:p>
